--- a/content-src/docx/R G 2008 07 05 John Redmond.docx
+++ b/content-src/docx/R G 2008 07 05 John Redmond.docx
@@ -116,87 +116,107 @@
         <w:t>, are all captured in seven simple and moving lines:</w:t>
       </w:r>
     </w:p>
-    <w:p/>
-    <w:p/>
-    <w:p>
-      <w:r>
-        <w:t>When he ambled out of the world and shut</w:t>
-      </w:r>
-    </w:p>
-    <w:p>
-      <w:r>
-        <w:t>the door, I wonder what my father found,</w:t>
-      </w:r>
-    </w:p>
-    <w:p>
-      <w:r>
-        <w:t>with a nervy frisk, was left behind?</w:t>
-      </w:r>
-    </w:p>
-    <w:p>
-      <w:r>
-        <w:t>"I am a fool!" He'd say this aloud,</w:t>
-      </w:r>
-    </w:p>
-    <w:p>
-      <w:r>
-        <w:t>the way I do sometimes, leaving the flat,</w:t>
-      </w:r>
-    </w:p>
-    <w:p>
-      <w:r>
-        <w:t>turning back for some necessary trash,</w:t>
-      </w:r>
-    </w:p>
-    <w:p>
-      <w:r>
-        <w:t>opening the door as he is coming out.</w:t>
-      </w:r>
-    </w:p>
-    <w:p/>
-    <w:p>
-      <w:r>
-        <w:t xml:space="preserve">In the next poem, Redmond's father is remembered diving into water; but the opening couplet makes it ambiguous as to whether this is a real or a metaphorical event: "Over the </w:t>
-      </w:r>
-      <w:proofErr w:type="spellStart"/>
-      <w:r>
-        <w:t>inver</w:t>
-      </w:r>
-      <w:proofErr w:type="spellEnd"/>
-      <w:r>
-        <w:t xml:space="preserve"> the universe blows - / father dives into the hereafter". Voices from the shore try to locate him - "Where is here?" - and the piece (and the first half of the book) end with a suggestive Gaelic proverb, "Is </w:t>
-      </w:r>
-      <w:proofErr w:type="spellStart"/>
-      <w:r>
-        <w:t>fánach</w:t>
-      </w:r>
-      <w:proofErr w:type="spellEnd"/>
+    <w:p>
+      <w:r>
+        <w:t xml:space="preserve">&lt;quote&gt;</w:t>
+      </w:r>
+      <w:r>
+        <w:t xml:space="preserve">When he ambled out of the world and shut</w:t>
+      </w:r>
+      <w:r>
+        <w:br/>
+      </w:r>
+      <w:r>
+        <w:t xml:space="preserve">the door, I wonder what my father found,</w:t>
+      </w:r>
+      <w:r>
+        <w:br/>
+      </w:r>
+      <w:r>
+        <w:t xml:space="preserve">with a nervy frisk, was left behind?</w:t>
+      </w:r>
+      <w:r>
+        <w:br/>
+      </w:r>
+      <w:r>
+        <w:t xml:space="preserve">"I am a fool!" He'd say this aloud,</w:t>
+      </w:r>
+      <w:r>
+        <w:br/>
+      </w:r>
+      <w:r>
+        <w:t xml:space="preserve">the way I do sometimes, leaving the flat,</w:t>
+      </w:r>
+      <w:r>
+        <w:br/>
+      </w:r>
+      <w:r>
+        <w:t xml:space="preserve">turning back for some necessary trash,</w:t>
+      </w:r>
+      <w:r>
+        <w:br/>
+      </w:r>
+      <w:r>
+        <w:t xml:space="preserve">opening the door as he is coming out.</w:t>
+      </w:r>
+      <w:r>
+        <w:t xml:space="preserve">&lt;/quote&gt;</w:t>
+      </w:r>
+    </w:p>
+    <w:p>
+      <w:r>
+        <w:t xml:space="preserve">In the next poem, Redmond's father is remembered diving into water; but the opening couplet makes it ambiguous as to whether this is a real or a metaphorical event: </w:t>
+      </w:r>
+      <w:r>
+        <w:t xml:space="preserve">&lt;quote&gt;</w:t>
+      </w:r>
+      <w:r>
+        <w:t xml:space="preserve">Over the </w:t>
+      </w:r>
+      <w:r>
+        <w:t xml:space="preserve">inver</w:t>
+      </w:r>
+      <w:r>
+        <w:t xml:space="preserve"> the universe blows -</w:t>
+      </w:r>
+      <w:r>
+        <w:br/>
+      </w:r>
+      <w:r>
+        <w:t xml:space="preserve">father dives into the hereafter</w:t>
+      </w:r>
+      <w:r>
+        <w:t xml:space="preserve">.</w:t>
+      </w:r>
+      <w:r>
+        <w:t xml:space="preserve">&lt;/quote&gt;</w:t>
+      </w:r>
+      <w:r>
+        <w:t xml:space="preserve"> Voices from the shore try to locate him - "Where is here?" - and the piece (and the first half of the book) end with a suggestive Gaelic proverb, "Is </w:t>
+      </w:r>
+      <w:r>
+        <w:t xml:space="preserve">fánach</w:t>
+      </w:r>
       <w:r>
         <w:t xml:space="preserve"> an </w:t>
       </w:r>
-      <w:proofErr w:type="spellStart"/>
-      <w:r>
-        <w:t>áit</w:t>
-      </w:r>
-      <w:proofErr w:type="spellEnd"/>
+      <w:r>
+        <w:t xml:space="preserve">áit</w:t>
+      </w:r>
       <w:r>
         <w:t xml:space="preserve"> a </w:t>
       </w:r>
-      <w:proofErr w:type="spellStart"/>
-      <w:r>
-        <w:t>bhfaighfeá</w:t>
-      </w:r>
-      <w:proofErr w:type="spellEnd"/>
+      <w:r>
+        <w:t xml:space="preserve">bhfaighfeá</w:t>
+      </w:r>
       <w:r>
         <w:t xml:space="preserve"> </w:t>
       </w:r>
-      <w:proofErr w:type="spellStart"/>
-      <w:r>
-        <w:t>gliomach</w:t>
-      </w:r>
-      <w:proofErr w:type="spellEnd"/>
-      <w:r>
-        <w:t>" ("It's a queer place you would find a lobster").</w:t>
+      <w:r>
+        <w:t xml:space="preserve">gliomach</w:t>
+      </w:r>
+      <w:r>
+        <w:t xml:space="preserve">" ("It's a queer place you would find a lobster").</w:t>
       </w:r>
     </w:p>
     <w:p/>

--- a/content-src/docx/R G 2008 07 05 John Redmond.docx
+++ b/content-src/docx/R G 2008 07 05 John Redmond.docx
@@ -50,6 +50,11 @@
       </w:r>
       <w:r>
         <w:t>&lt;/details&gt;</w:t>
+      </w:r>
+    </w:p>
+    <w:p>
+      <w:r>
+        <w:t xml:space="preserve">&lt;category&gt;poetry&lt;/category&gt;</w:t>
       </w:r>
     </w:p>
     <w:p/>

--- a/content-src/docx/R G 2008 07 05 John Redmond.docx
+++ b/content-src/docx/R G 2008 07 05 John Redmond.docx
@@ -60,10 +60,10 @@
     <w:p/>
     <w:p>
       <w:r>
-        <w:t>There is a running joke, with a kernel of truth in it, that poets can't drive; Martin Amis uses it in The Information ("Poets don't drive. Never trust a poet who can drive. Never trust a poet at the wheel. If he can drive, distrust the poems ..."). John Redmond is clearly a rule-testing exception; his second collection, MUDe, references SUVs, monster-trucks, hatchbacks, limos, a "decrepit Lincoln", a shuttle bus and other unidentified vehicles, all with a petrol-head's relish. There is even a poem about pla</w:t>
-      </w:r>
-      <w:r>
-        <w:t>ying Grand Theft Auto - "with a flick / of the pinkie, switch / from first- to third- to first-person view ..."</w:t>
+        <w:t>There is a running joke, with a kernel of truth in it, that poets can't drive; Martin Amis uses it in The Information ("Poets don't drive. Never trust a poet who can drive. Never trust a poet at the wheel. If he can drive, distrust the poems…"). John Redmond is clearly a rule-testing exception; his second collection, MUDe, references SUVs, monster-trucks, hatchbacks, limos, a "decrepit Lincoln", a shuttle bus and other unidentified vehicles, all with a petrol-head's relish. There is even a poem about pla</w:t>
+      </w:r>
+      <w:r>
+        <w:t>ying Grand Theft Auto - "with a flick / of the pinkie, switch / from first- to third- to first-person view…"</w:t>
       </w:r>
     </w:p>
     <w:p/>
@@ -258,7 +258,7 @@
         <w:t xml:space="preserve">And the title poem is, even measured against Muldoon's wilder experiments, highly original. It is an odd, unsettling piece: deliberately hard to pin down, suggestive without being explicit and, by </w:t>
       </w:r>
       <w:r>
-        <w:t>the end - as Redmond is emphatically reunited with his 10-year-old self - extremely moving. The overheard comments of the other players offer a counterpoint to the journey back into the exciting and sometimes frightening world of childhood. These voices serve as reminders of adult lives across the world ("A five-hour session while my boss thinks I'm working furiously. Man this rules!" ... "YOU ARE ALL A BUNCH OF LOSERS" ... "breakfast? On the east coast it's like 3am"), and reminders that children live on i</w:t>
+        <w:t>the end - as Redmond is emphatically reunited with his 10-year-old self - extremely moving. The overheard comments of the other players offer a counterpoint to the journey back into the exciting and sometimes frightening world of childhood. These voices serve as reminders of adult lives across the world ("A five-hour session while my boss thinks I'm working furiously. Man this rules!" … "YOU ARE ALL A BUNCH OF LOSERS" … "breakfast? On the east coast it's like 3am"), and reminders that children live on i</w:t>
       </w:r>
       <w:r>
         <w:t>n those adults, just as Redmond's father lives on in his child.</w:t>
